--- a/docx/210.Lọc thông báo_SRS_AI_Generated.docx
+++ b/docx/210.Lọc thông báo_SRS_AI_Generated.docx
@@ -252,7 +252,7 @@
     </w:p>
     <w:p>
       <w:r>
-        <w:t xml:space="preserve">Panel lọc nằm trong sidebar bên trái trang thông báo (UC203.MH03). Trên mobile, panel được đưa vào bottom drawer khi click nút "Lọc". Bộ lọc được áp dụng real-time khi click "Áp dụng" hoặc tùy chọn auto-apply khi thay đổi.</w:t>
+        <w:t xml:space="preserve">Panel lọc nằm trong thanh bên bên trái trang thông báo (UC203.MH03). Trên mobile, panel được đưa vào bottom drawer khi click nút "Lọc". Bộ lọc được áp dụng real-time khi click "Áp dụng" hoặc tùy chọn auto-apply khi thay đổi.</w:t>
       </w:r>
     </w:p>
     <w:p>
@@ -518,7 +518,7 @@
                 <w:sz w:val="18"/>
                 <w:szCs w:val="18"/>
               </w:rPr>
-              <w:t xml:space="preserve">Tiêu đề "Bộ lọc" font 14px bold + nút "Xóa tất cả" dạng link màu xám bên phải. Nút "Xóa tất cả" chỉ enable khi có ít nhất 1 filter đang áp dụng.</w:t>
+              <w:t xml:space="preserve">Tiêu đề "Bộ lọc" font 14px bold + nút "Xóa tất cả" dạng liên kết màu xám bên phải. Nút "Xóa tất cả" chỉ enable khi có ít nhất 1 filter đang áp dụng.</w:t>
             </w:r>
           </w:p>
         </w:tc>
@@ -623,7 +623,7 @@
                 <w:sz w:val="18"/>
                 <w:szCs w:val="18"/>
               </w:rPr>
-              <w:t xml:space="preserve">Section "Loại thông báo" với các checkbox: ☐ Văn bản QPPL (X) – icon 📜 xanh lá, ☐ Dự thảo văn bản (X) – icon 📝 cam, ☐ Hỏi đáp pháp luật (X) – icon ❓ tím, ☐ Tin bài/Bản tin (X) – icon 📰 xanh dương, ☐ Thông báo hệ thống (X) – icon ⚙️ xám. Số (X) trong ngoặc là số thông báo của loại đó. Logic: OR giữa các loại đã chọn.</w:t>
+              <w:t xml:space="preserve">phần "Loại thông báo" với các hộp kiểm: ☐ Văn bản QPPL (X) – biểu tượng 📜 xanh lá, ☐ Dự thảo văn bản (X) – biểu tượng 📝 cam, ☐ Hỏi đáp pháp luật (X) – biểu tượng ❓ tím, ☐ Tin bài/Bản tin (X) – biểu tượng 📰 xanh dương, ☐ Thông báo hệ thống (X) – biểu tượng ⚙️ xám. Số (X) trong ngoặc là số thông báo của loại đó. Logic: OR giữa các loại đã chọn.</w:t>
             </w:r>
           </w:p>
         </w:tc>
@@ -728,7 +728,7 @@
                 <w:sz w:val="18"/>
                 <w:szCs w:val="18"/>
               </w:rPr>
-              <w:t xml:space="preserve">Dropdown có thể chọn nhiều lĩnh vực pháp luật: Dân sự, Hình sự, Đất đai, Doanh nghiệp, Lao động, Hành chính, Tài chính – Thuế, Môi trường, Xây dựng, Y tế, Giáo dục, Giao thông... Hiển thị dạng dropdown với checkbox, sau khi chọn: "3 lĩnh vực đã chọn".</w:t>
+              <w:t xml:space="preserve">danh sách thả xuống có thể chọn nhiều lĩnh vực pháp luật: Dân sự, Hình sự, Đất đai, Doanh nghiệp, Lao động, Hành chính, Tài chính – Thuế, Môi trường, Xây dựng, Y tế, Giáo dục, Giao thông... Hiển thị dạng danh sách thả xuống với hộp kiểm, sau khi chọn: "3 lĩnh vực đã chọn".</w:t>
             </w:r>
           </w:p>
         </w:tc>
@@ -833,7 +833,7 @@
                 <w:sz w:val="18"/>
                 <w:szCs w:val="18"/>
               </w:rPr>
-              <w:t xml:space="preserve">Radio buttons: ○ Tất cả thời gian (mặc định), ○ Hôm nay, ○ 7 ngày qua, ○ 30 ngày qua, ○ Tháng này, ○ Tùy chọn khoảng ngày. Khi chọn "Tùy chọn": hiện 2 date picker "Từ ngày" và "Đến ngày" (format DD/MM/YYYY).</w:t>
+              <w:t xml:space="preserve">Radio buttons: ○ Tất cả thời gian (mặc định), ○ Hôm nay, ○ 7 ngày qua, ○ 30 ngày qua, ○ Tháng này, ○ Tùy chọn khoảng ngày. Khi chọn "Tùy chọn": hiện 2 bộ chọn ngày "Từ ngày" và "Đến ngày" (format DD/MM/YYYY).</w:t>
             </w:r>
           </w:p>
         </w:tc>
@@ -938,7 +938,7 @@
                 <w:sz w:val="18"/>
                 <w:szCs w:val="18"/>
               </w:rPr>
-              <w:t xml:space="preserve">Section "Trạng thái": ☐ Chưa đọc, ☐ Đã đọc, ☐ Đã đánh dấu quan trọng. Có thể chọn nhiều trạng thái cùng lúc (OR logic). Lưu ý: khi tab "Chưa đọc" đang active, filter trạng thái tự ẩn vì đã được filter sẵn.</w:t>
+              <w:t xml:space="preserve">phần "Trạng thái": ☐ Chưa đọc, ☐ Đã đọc, ☐ Đã đánh dấu quan trọng. Có thể chọn nhiều trạng thái cùng lúc (OR logic). Lưu ý: khi tab "Chưa đọc" đang active, filter trạng thái tự ẩn vì đã được filter sẵn.</w:t>
             </w:r>
           </w:p>
         </w:tc>
@@ -1043,7 +1043,7 @@
                 <w:sz w:val="18"/>
                 <w:szCs w:val="18"/>
               </w:rPr>
-              <w:t xml:space="preserve">Khi có ít nhất 1 filter đang áp dụng: Badge màu xanh hiển thị số lượng filter đang dùng, ví dụ "3 bộ lọc" bên cạnh nút "Lọc" trên mobile hoặc bên cạnh tiêu đề "Bộ lọc" trên desktop.</w:t>
+              <w:t xml:space="preserve">Khi có ít nhất 1 filter đang áp dụng: nhãn màu xanh hiển thị số lượng filter đang dùng, ví dụ "3 bộ lọc" bên cạnh nút "Lọc" trên mobile hoặc bên cạnh tiêu đề "Bộ lọc" trên desktop.</w:t>
             </w:r>
           </w:p>
         </w:tc>
@@ -1253,7 +1253,7 @@
                 <w:sz w:val="18"/>
                 <w:szCs w:val="18"/>
               </w:rPr>
-              <w:t xml:space="preserve">Link/Button outline "Xóa tất cả bộ lọc". Click → reset tất cả filter về mặc định → reload danh sách đầy đủ.</w:t>
+              <w:t xml:space="preserve">liên kết/nút outline "Xóa tất cả bộ lọc". Click → reset tất cả filter về mặc định → reload danh sách đầy đủ.</w:t>
             </w:r>
           </w:p>
         </w:tc>
@@ -1902,7 +1902,7 @@
                 <w:sz w:val="18"/>
                 <w:szCs w:val="18"/>
               </w:rPr>
-              <w:t xml:space="preserve">Chọn "Tùy chọn" → nhập ngày bắt đầu và kết thúc → validate (từ ≤ đến, không vượt quá hiện tại) → áp dụng.</w:t>
+              <w:t xml:space="preserve">Chọn "Tùy chọn" → nhập ngày bắt đầu và kết thúc → kiểm tra tính hợp lệ (từ ≤ đến, không vượt quá hiện tại) → áp dụng.</w:t>
             </w:r>
           </w:p>
         </w:tc>
@@ -2272,7 +2272,7 @@
                 <w:sz w:val="18"/>
                 <w:szCs w:val="18"/>
               </w:rPr>
-              <w:t xml:space="preserve">(Tùy chọn nâng cao) Nút "Lưu bộ lọc này" → nhập tên → lưu preset. Lần sau có thể chọn preset từ dropdown. Lưu trong localStorage hoặc server.</w:t>
+              <w:t xml:space="preserve">(Tùy chọn nâng cao) Nút "Lưu bộ lọc này" → nhập tên → lưu preset. Lần sau có thể chọn preset từ danh sách thả xuống. Lưu trong localStorage hoặc server.</w:t>
             </w:r>
           </w:p>
         </w:tc>
@@ -2357,7 +2357,7 @@
                 <w:sz w:val="18"/>
                 <w:szCs w:val="18"/>
               </w:rPr>
-              <w:t xml:space="preserve">Khi áp dụng filter, URL cập nhật với query params để người dùng có thể bookmark hoặc share link filtered view. Ví dụ: </w:t>
+              <w:t xml:space="preserve">Khi áp dụng filter, URL cập nhật với query params để người dùng có thể bookmark hoặc share liên kết filtered view. Ví dụ: </w:t>
             </w:r>
             <w:r>
               <w:rPr>
@@ -2923,7 +2923,7 @@
                 <w:sz w:val="18"/>
                 <w:szCs w:val="18"/>
               </w:rPr>
-              <w:t xml:space="preserve">Khi không có thông báo thỏa bộ lọc: Icon phễu lọc rỗng + "Không có thông báo nào phù hợp với bộ lọc đã chọn." + nút "Xóa bộ lọc" để reset.</w:t>
+              <w:t xml:space="preserve">Khi không có thông báo thỏa bộ lọc: biểu tượng phễu lọc rỗng + "Không có thông báo nào phù hợp với bộ lọc đã chọn." + nút "Xóa bộ lọc" để reset.</w:t>
             </w:r>
           </w:p>
         </w:tc>
@@ -3028,7 +3028,7 @@
                 <w:sz w:val="18"/>
                 <w:szCs w:val="18"/>
               </w:rPr>
-              <w:t xml:space="preserve">Giống danh sách UC203.MH02, có đầy đủ checkbox, action, sao...</w:t>
+              <w:t xml:space="preserve">Giống danh sách UC203.MH02, có đầy đủ hộp kiểm, action, sao...</w:t>
             </w:r>
           </w:p>
         </w:tc>
